--- a/Modelos_documentos/Control de avance de pagos - MODELO.docx
+++ b/Modelos_documentos/Control de avance de pagos - MODELO.docx
@@ -797,7 +797,27 @@
           <w:szCs w:val="24"/>
           <w:lang w:val="es-ES"/>
         </w:rPr>
-        <w:t xml:space="preserve">Director de Dirección de Gestión Institucional </w:t>
+        <w:t xml:space="preserve">Director de </w:t>
+      </w:r>
+      <w:r>
+        <w:rPr>
+          <w:rFonts w:ascii="Garamond" w:eastAsia="Arial MT" w:hAnsi="Garamond" w:cs="Arial"/>
+          <w:b/>
+          <w:sz w:val="24"/>
+          <w:szCs w:val="24"/>
+          <w:lang w:val="es-ES"/>
+        </w:rPr>
+        <w:t xml:space="preserve">la </w:t>
+      </w:r>
+      <w:r>
+        <w:rPr>
+          <w:rFonts w:ascii="Garamond" w:eastAsia="Arial MT" w:hAnsi="Garamond" w:cs="Arial"/>
+          <w:b/>
+          <w:sz w:val="24"/>
+          <w:szCs w:val="24"/>
+          <w:lang w:val="es-ES"/>
+        </w:rPr>
+        <w:t xml:space="preserve">Dirección de Gestión Institucional </w:t>
       </w:r>
     </w:p>
     <w:p>
